--- a/modelos/declaracao_residencia.docx
+++ b/modelos/declaracao_residencia.docx
@@ -1,6 +1,6 @@
 
 <file path=word/document.xml><?xml version="1.0" encoding="utf-8"?>
-<w:document xmlns:wpc="http://schemas.microsoft.com/office/word/2010/wordprocessingCanvas" xmlns:cx="http://schemas.microsoft.com/office/drawing/2014/chartex" xmlns:mc="http://schemas.openxmlformats.org/markup-compatibility/2006" xmlns:o="urn:schemas-microsoft-com:office:office" xmlns:r="http://schemas.openxmlformats.org/officeDocument/2006/relationships" xmlns:m="http://schemas.openxmlformats.org/officeDocument/2006/math" xmlns:v="urn:schemas-microsoft-com:vml" xmlns:wp14="http://schemas.microsoft.com/office/word/2010/wordprocessingDrawing" xmlns:wp="http://schemas.openxmlformats.org/drawingml/2006/wordprocessingDrawing" xmlns:w10="urn:schemas-microsoft-com:office:word" xmlns:w="http://schemas.openxmlformats.org/wordprocessingml/2006/main" xmlns:w14="http://schemas.microsoft.com/office/word/2010/wordml" xmlns:w15="http://schemas.microsoft.com/office/word/2012/wordml" xmlns:w16se="http://schemas.microsoft.com/office/word/2015/wordml/symex" xmlns:wpg="http://schemas.microsoft.com/office/word/2010/wordprocessingGroup" xmlns:wpi="http://schemas.microsoft.com/office/word/2010/wordprocessingInk" xmlns:wne="http://schemas.microsoft.com/office/word/2006/wordml" xmlns:wps="http://schemas.microsoft.com/office/word/2010/wordprocessingShape" mc:Ignorable="w14 w15 w16se wp14">
+<w:document xmlns:wpc="http://schemas.microsoft.com/office/word/2010/wordprocessingCanvas" xmlns:cx="http://schemas.microsoft.com/office/drawing/2014/chartex" xmlns:cx1="http://schemas.microsoft.com/office/drawing/2015/9/8/chartex" xmlns:cx2="http://schemas.microsoft.com/office/drawing/2015/10/21/chartex" xmlns:cx3="http://schemas.microsoft.com/office/drawing/2016/5/9/chartex" xmlns:cx4="http://schemas.microsoft.com/office/drawing/2016/5/10/chartex" xmlns:cx5="http://schemas.microsoft.com/office/drawing/2016/5/11/chartex" xmlns:cx6="http://schemas.microsoft.com/office/drawing/2016/5/12/chartex" xmlns:cx7="http://schemas.microsoft.com/office/drawing/2016/5/13/chartex" xmlns:cx8="http://schemas.microsoft.com/office/drawing/2016/5/14/chartex" xmlns:mc="http://schemas.openxmlformats.org/markup-compatibility/2006" xmlns:aink="http://schemas.microsoft.com/office/drawing/2016/ink" xmlns:am3d="http://schemas.microsoft.com/office/drawing/2017/model3d" xmlns:o="urn:schemas-microsoft-com:office:office" xmlns:oel="http://schemas.microsoft.com/office/2019/extlst" xmlns:r="http://schemas.openxmlformats.org/officeDocument/2006/relationships" xmlns:m="http://schemas.openxmlformats.org/officeDocument/2006/math" xmlns:v="urn:schemas-microsoft-com:vml" xmlns:wp14="http://schemas.microsoft.com/office/word/2010/wordprocessingDrawing" xmlns:wp="http://schemas.openxmlformats.org/drawingml/2006/wordprocessingDrawing" xmlns:w10="urn:schemas-microsoft-com:office:word" xmlns:w="http://schemas.openxmlformats.org/wordprocessingml/2006/main" xmlns:w14="http://schemas.microsoft.com/office/word/2010/wordml" xmlns:w15="http://schemas.microsoft.com/office/word/2012/wordml" xmlns:w16cex="http://schemas.microsoft.com/office/word/2018/wordml/cex" xmlns:w16cid="http://schemas.microsoft.com/office/word/2016/wordml/cid" xmlns:w16="http://schemas.microsoft.com/office/word/2018/wordml" xmlns:w16du="http://schemas.microsoft.com/office/word/2023/wordml/word16du" xmlns:w16sdtdh="http://schemas.microsoft.com/office/word/2020/wordml/sdtdatahash" xmlns:w16sdtfl="http://schemas.microsoft.com/office/word/2024/wordml/sdtformatlock" xmlns:w16se="http://schemas.microsoft.com/office/word/2015/wordml/symex" xmlns:wpg="http://schemas.microsoft.com/office/word/2010/wordprocessingGroup" xmlns:wpi="http://schemas.microsoft.com/office/word/2010/wordprocessingInk" xmlns:wne="http://schemas.microsoft.com/office/word/2006/wordml" xmlns:wps="http://schemas.microsoft.com/office/word/2010/wordprocessingShape" mc:Ignorable="w14 w15 w16se w16cid w16 w16cex w16sdtdh w16sdtfl w16du wp14">
   <w:body>
     <w:p>
       <w:pPr>
@@ -60,21 +60,7 @@
         <w:rPr>
           <w:color w:val="FF0000"/>
         </w:rPr>
-        <w:t>{{</w:t>
-      </w:r>
-      <w:proofErr w:type="spellStart"/>
-      <w:r>
-        <w:rPr>
-          <w:color w:val="FF0000"/>
-        </w:rPr>
-        <w:t>estado_civil</w:t>
-      </w:r>
-      <w:proofErr w:type="spellEnd"/>
-      <w:r>
-        <w:rPr>
-          <w:color w:val="FF0000"/>
-        </w:rPr>
-        <w:t>}}</w:t>
+        <w:t>{{estado_civil}}</w:t>
       </w:r>
       <w:r>
         <w:t>(a)</w:t>
@@ -98,21 +84,7 @@
         <w:rPr>
           <w:color w:val="FF0000"/>
         </w:rPr>
-        <w:t>{{</w:t>
-      </w:r>
-      <w:proofErr w:type="spellStart"/>
-      <w:r>
-        <w:rPr>
-          <w:color w:val="FF0000"/>
-        </w:rPr>
-        <w:t>email</w:t>
-      </w:r>
-      <w:proofErr w:type="spellEnd"/>
-      <w:r>
-        <w:rPr>
-          <w:color w:val="FF0000"/>
-        </w:rPr>
-        <w:t>}}</w:t>
+        <w:t>{{email}}</w:t>
       </w:r>
       <w:r>
         <w:rPr>
@@ -269,23 +241,7 @@
           <w:b/>
           <w:color w:val="0F172A"/>
         </w:rPr>
-        <w:t xml:space="preserve"> comprovante de endereço</w:t>
-      </w:r>
-      <w:r>
-        <w:rPr>
-          <w:rFonts w:eastAsia="Georgia"/>
-          <w:b/>
-          <w:color w:val="0F172A"/>
-        </w:rPr>
-        <w:t xml:space="preserve"> em meu nome ou de te</w:t>
-      </w:r>
-      <w:r>
-        <w:rPr>
-          <w:rFonts w:eastAsia="Georgia"/>
-          <w:b/>
-          <w:color w:val="0F172A"/>
-        </w:rPr>
-        <w:t>rceiros</w:t>
+        <w:t xml:space="preserve"> comprovante de endereço em meu nome ou de terceiros</w:t>
       </w:r>
       <w:r>
         <w:rPr>
@@ -294,8 +250,6 @@
         </w:rPr>
         <w:t>.</w:t>
       </w:r>
-      <w:bookmarkStart w:id="0" w:name="_GoBack"/>
-      <w:bookmarkEnd w:id="0"/>
     </w:p>
     <w:p>
       <w:pPr>
@@ -358,25 +312,7 @@
           <w:color w:val="FF0000"/>
           <w:szCs w:val="20"/>
         </w:rPr>
-        <w:t>{{</w:t>
-      </w:r>
-      <w:proofErr w:type="spellStart"/>
-      <w:r>
-        <w:rPr>
-          <w:b/>
-          <w:color w:val="FF0000"/>
-          <w:szCs w:val="20"/>
-        </w:rPr>
-        <w:t>data_extenso</w:t>
-      </w:r>
-      <w:proofErr w:type="spellEnd"/>
-      <w:r>
-        <w:rPr>
-          <w:b/>
-          <w:color w:val="FF0000"/>
-          <w:szCs w:val="20"/>
-        </w:rPr>
-        <w:t>}}</w:t>
+        <w:t>{{data_extenso}}</w:t>
       </w:r>
     </w:p>
     <w:p>
@@ -423,7 +359,15 @@
           <w:color w:val="FF0000"/>
           <w:szCs w:val="20"/>
         </w:rPr>
-        <w:t>{{nome))</w:t>
+        <w:t>{{nome</w:t>
+      </w:r>
+      <w:r>
+        <w:rPr>
+          <w:b/>
+          <w:color w:val="FF0000"/>
+          <w:szCs w:val="20"/>
+        </w:rPr>
+        <w:t>}}</w:t>
       </w:r>
     </w:p>
     <w:p>
@@ -448,7 +392,7 @@
 </file>
 
 <file path=word/endnotes.xml><?xml version="1.0" encoding="utf-8"?>
-<w:endnotes xmlns:wpc="http://schemas.microsoft.com/office/word/2010/wordprocessingCanvas" xmlns:cx="http://schemas.microsoft.com/office/drawing/2014/chartex" xmlns:mc="http://schemas.openxmlformats.org/markup-compatibility/2006" xmlns:o="urn:schemas-microsoft-com:office:office" xmlns:r="http://schemas.openxmlformats.org/officeDocument/2006/relationships" xmlns:m="http://schemas.openxmlformats.org/officeDocument/2006/math" xmlns:v="urn:schemas-microsoft-com:vml" xmlns:wp14="http://schemas.microsoft.com/office/word/2010/wordprocessingDrawing" xmlns:wp="http://schemas.openxmlformats.org/drawingml/2006/wordprocessingDrawing" xmlns:w10="urn:schemas-microsoft-com:office:word" xmlns:w="http://schemas.openxmlformats.org/wordprocessingml/2006/main" xmlns:w14="http://schemas.microsoft.com/office/word/2010/wordml" xmlns:w15="http://schemas.microsoft.com/office/word/2012/wordml" xmlns:w16se="http://schemas.microsoft.com/office/word/2015/wordml/symex" xmlns:wpg="http://schemas.microsoft.com/office/word/2010/wordprocessingGroup" xmlns:wpi="http://schemas.microsoft.com/office/word/2010/wordprocessingInk" xmlns:wne="http://schemas.microsoft.com/office/word/2006/wordml" xmlns:wps="http://schemas.microsoft.com/office/word/2010/wordprocessingShape" mc:Ignorable="w14 w15 w16se wp14">
+<w:endnotes xmlns:wpc="http://schemas.microsoft.com/office/word/2010/wordprocessingCanvas" xmlns:cx="http://schemas.microsoft.com/office/drawing/2014/chartex" xmlns:cx1="http://schemas.microsoft.com/office/drawing/2015/9/8/chartex" xmlns:cx2="http://schemas.microsoft.com/office/drawing/2015/10/21/chartex" xmlns:cx3="http://schemas.microsoft.com/office/drawing/2016/5/9/chartex" xmlns:cx4="http://schemas.microsoft.com/office/drawing/2016/5/10/chartex" xmlns:cx5="http://schemas.microsoft.com/office/drawing/2016/5/11/chartex" xmlns:cx6="http://schemas.microsoft.com/office/drawing/2016/5/12/chartex" xmlns:cx7="http://schemas.microsoft.com/office/drawing/2016/5/13/chartex" xmlns:cx8="http://schemas.microsoft.com/office/drawing/2016/5/14/chartex" xmlns:mc="http://schemas.openxmlformats.org/markup-compatibility/2006" xmlns:aink="http://schemas.microsoft.com/office/drawing/2016/ink" xmlns:am3d="http://schemas.microsoft.com/office/drawing/2017/model3d" xmlns:o="urn:schemas-microsoft-com:office:office" xmlns:oel="http://schemas.microsoft.com/office/2019/extlst" xmlns:r="http://schemas.openxmlformats.org/officeDocument/2006/relationships" xmlns:m="http://schemas.openxmlformats.org/officeDocument/2006/math" xmlns:v="urn:schemas-microsoft-com:vml" xmlns:wp14="http://schemas.microsoft.com/office/word/2010/wordprocessingDrawing" xmlns:wp="http://schemas.openxmlformats.org/drawingml/2006/wordprocessingDrawing" xmlns:w10="urn:schemas-microsoft-com:office:word" xmlns:w="http://schemas.openxmlformats.org/wordprocessingml/2006/main" xmlns:w14="http://schemas.microsoft.com/office/word/2010/wordml" xmlns:w15="http://schemas.microsoft.com/office/word/2012/wordml" xmlns:w16cex="http://schemas.microsoft.com/office/word/2018/wordml/cex" xmlns:w16cid="http://schemas.microsoft.com/office/word/2016/wordml/cid" xmlns:w16="http://schemas.microsoft.com/office/word/2018/wordml" xmlns:w16du="http://schemas.microsoft.com/office/word/2023/wordml/word16du" xmlns:w16sdtdh="http://schemas.microsoft.com/office/word/2020/wordml/sdtdatahash" xmlns:w16sdtfl="http://schemas.microsoft.com/office/word/2024/wordml/sdtformatlock" xmlns:w16se="http://schemas.microsoft.com/office/word/2015/wordml/symex" xmlns:wpg="http://schemas.microsoft.com/office/word/2010/wordprocessingGroup" xmlns:wpi="http://schemas.microsoft.com/office/word/2010/wordprocessingInk" xmlns:wne="http://schemas.microsoft.com/office/word/2006/wordml" xmlns:wps="http://schemas.microsoft.com/office/word/2010/wordprocessingShape" mc:Ignorable="w14 w15 w16se w16cid w16 w16cex w16sdtdh w16sdtfl w16du wp14">
   <w:endnote w:type="separator" w:id="-1">
     <w:p>
       <w:pPr>
@@ -473,7 +417,7 @@
 </file>
 
 <file path=word/footnotes.xml><?xml version="1.0" encoding="utf-8"?>
-<w:footnotes xmlns:wpc="http://schemas.microsoft.com/office/word/2010/wordprocessingCanvas" xmlns:cx="http://schemas.microsoft.com/office/drawing/2014/chartex" xmlns:mc="http://schemas.openxmlformats.org/markup-compatibility/2006" xmlns:o="urn:schemas-microsoft-com:office:office" xmlns:r="http://schemas.openxmlformats.org/officeDocument/2006/relationships" xmlns:m="http://schemas.openxmlformats.org/officeDocument/2006/math" xmlns:v="urn:schemas-microsoft-com:vml" xmlns:wp14="http://schemas.microsoft.com/office/word/2010/wordprocessingDrawing" xmlns:wp="http://schemas.openxmlformats.org/drawingml/2006/wordprocessingDrawing" xmlns:w10="urn:schemas-microsoft-com:office:word" xmlns:w="http://schemas.openxmlformats.org/wordprocessingml/2006/main" xmlns:w14="http://schemas.microsoft.com/office/word/2010/wordml" xmlns:w15="http://schemas.microsoft.com/office/word/2012/wordml" xmlns:w16se="http://schemas.microsoft.com/office/word/2015/wordml/symex" xmlns:wpg="http://schemas.microsoft.com/office/word/2010/wordprocessingGroup" xmlns:wpi="http://schemas.microsoft.com/office/word/2010/wordprocessingInk" xmlns:wne="http://schemas.microsoft.com/office/word/2006/wordml" xmlns:wps="http://schemas.microsoft.com/office/word/2010/wordprocessingShape" mc:Ignorable="w14 w15 w16se wp14">
+<w:footnotes xmlns:wpc="http://schemas.microsoft.com/office/word/2010/wordprocessingCanvas" xmlns:cx="http://schemas.microsoft.com/office/drawing/2014/chartex" xmlns:cx1="http://schemas.microsoft.com/office/drawing/2015/9/8/chartex" xmlns:cx2="http://schemas.microsoft.com/office/drawing/2015/10/21/chartex" xmlns:cx3="http://schemas.microsoft.com/office/drawing/2016/5/9/chartex" xmlns:cx4="http://schemas.microsoft.com/office/drawing/2016/5/10/chartex" xmlns:cx5="http://schemas.microsoft.com/office/drawing/2016/5/11/chartex" xmlns:cx6="http://schemas.microsoft.com/office/drawing/2016/5/12/chartex" xmlns:cx7="http://schemas.microsoft.com/office/drawing/2016/5/13/chartex" xmlns:cx8="http://schemas.microsoft.com/office/drawing/2016/5/14/chartex" xmlns:mc="http://schemas.openxmlformats.org/markup-compatibility/2006" xmlns:aink="http://schemas.microsoft.com/office/drawing/2016/ink" xmlns:am3d="http://schemas.microsoft.com/office/drawing/2017/model3d" xmlns:o="urn:schemas-microsoft-com:office:office" xmlns:oel="http://schemas.microsoft.com/office/2019/extlst" xmlns:r="http://schemas.openxmlformats.org/officeDocument/2006/relationships" xmlns:m="http://schemas.openxmlformats.org/officeDocument/2006/math" xmlns:v="urn:schemas-microsoft-com:vml" xmlns:wp14="http://schemas.microsoft.com/office/word/2010/wordprocessingDrawing" xmlns:wp="http://schemas.openxmlformats.org/drawingml/2006/wordprocessingDrawing" xmlns:w10="urn:schemas-microsoft-com:office:word" xmlns:w="http://schemas.openxmlformats.org/wordprocessingml/2006/main" xmlns:w14="http://schemas.microsoft.com/office/word/2010/wordml" xmlns:w15="http://schemas.microsoft.com/office/word/2012/wordml" xmlns:w16cex="http://schemas.microsoft.com/office/word/2018/wordml/cex" xmlns:w16cid="http://schemas.microsoft.com/office/word/2016/wordml/cid" xmlns:w16="http://schemas.microsoft.com/office/word/2018/wordml" xmlns:w16du="http://schemas.microsoft.com/office/word/2023/wordml/word16du" xmlns:w16sdtdh="http://schemas.microsoft.com/office/word/2020/wordml/sdtdatahash" xmlns:w16sdtfl="http://schemas.microsoft.com/office/word/2024/wordml/sdtformatlock" xmlns:w16se="http://schemas.microsoft.com/office/word/2015/wordml/symex" xmlns:wpg="http://schemas.microsoft.com/office/word/2010/wordprocessingGroup" xmlns:wpi="http://schemas.microsoft.com/office/word/2010/wordprocessingInk" xmlns:wne="http://schemas.microsoft.com/office/word/2006/wordml" xmlns:wps="http://schemas.microsoft.com/office/word/2010/wordprocessingShape" mc:Ignorable="w14 w15 w16se w16cid w16 w16cex w16sdtdh w16sdtfl w16du wp14">
   <w:footnote w:type="separator" w:id="-1">
     <w:p>
       <w:pPr>
@@ -498,7 +442,7 @@
 </file>
 
 <file path=word/header1.xml><?xml version="1.0" encoding="utf-8"?>
-<w:hdr xmlns:wpc="http://schemas.microsoft.com/office/word/2010/wordprocessingCanvas" xmlns:cx="http://schemas.microsoft.com/office/drawing/2014/chartex" xmlns:mc="http://schemas.openxmlformats.org/markup-compatibility/2006" xmlns:o="urn:schemas-microsoft-com:office:office" xmlns:r="http://schemas.openxmlformats.org/officeDocument/2006/relationships" xmlns:m="http://schemas.openxmlformats.org/officeDocument/2006/math" xmlns:v="urn:schemas-microsoft-com:vml" xmlns:wp14="http://schemas.microsoft.com/office/word/2010/wordprocessingDrawing" xmlns:wp="http://schemas.openxmlformats.org/drawingml/2006/wordprocessingDrawing" xmlns:w10="urn:schemas-microsoft-com:office:word" xmlns:w="http://schemas.openxmlformats.org/wordprocessingml/2006/main" xmlns:w14="http://schemas.microsoft.com/office/word/2010/wordml" xmlns:w15="http://schemas.microsoft.com/office/word/2012/wordml" xmlns:w16se="http://schemas.microsoft.com/office/word/2015/wordml/symex" xmlns:wpg="http://schemas.microsoft.com/office/word/2010/wordprocessingGroup" xmlns:wpi="http://schemas.microsoft.com/office/word/2010/wordprocessingInk" xmlns:wne="http://schemas.microsoft.com/office/word/2006/wordml" xmlns:wps="http://schemas.microsoft.com/office/word/2010/wordprocessingShape" mc:Ignorable="w14 w15 w16se wp14">
+<w:hdr xmlns:wpc="http://schemas.microsoft.com/office/word/2010/wordprocessingCanvas" xmlns:cx="http://schemas.microsoft.com/office/drawing/2014/chartex" xmlns:cx1="http://schemas.microsoft.com/office/drawing/2015/9/8/chartex" xmlns:cx2="http://schemas.microsoft.com/office/drawing/2015/10/21/chartex" xmlns:cx3="http://schemas.microsoft.com/office/drawing/2016/5/9/chartex" xmlns:cx4="http://schemas.microsoft.com/office/drawing/2016/5/10/chartex" xmlns:cx5="http://schemas.microsoft.com/office/drawing/2016/5/11/chartex" xmlns:cx6="http://schemas.microsoft.com/office/drawing/2016/5/12/chartex" xmlns:cx7="http://schemas.microsoft.com/office/drawing/2016/5/13/chartex" xmlns:cx8="http://schemas.microsoft.com/office/drawing/2016/5/14/chartex" xmlns:mc="http://schemas.openxmlformats.org/markup-compatibility/2006" xmlns:aink="http://schemas.microsoft.com/office/drawing/2016/ink" xmlns:am3d="http://schemas.microsoft.com/office/drawing/2017/model3d" xmlns:o="urn:schemas-microsoft-com:office:office" xmlns:oel="http://schemas.microsoft.com/office/2019/extlst" xmlns:r="http://schemas.openxmlformats.org/officeDocument/2006/relationships" xmlns:m="http://schemas.openxmlformats.org/officeDocument/2006/math" xmlns:v="urn:schemas-microsoft-com:vml" xmlns:wp14="http://schemas.microsoft.com/office/word/2010/wordprocessingDrawing" xmlns:wp="http://schemas.openxmlformats.org/drawingml/2006/wordprocessingDrawing" xmlns:w10="urn:schemas-microsoft-com:office:word" xmlns:w="http://schemas.openxmlformats.org/wordprocessingml/2006/main" xmlns:w14="http://schemas.microsoft.com/office/word/2010/wordml" xmlns:w15="http://schemas.microsoft.com/office/word/2012/wordml" xmlns:w16cex="http://schemas.microsoft.com/office/word/2018/wordml/cex" xmlns:w16cid="http://schemas.microsoft.com/office/word/2016/wordml/cid" xmlns:w16="http://schemas.microsoft.com/office/word/2018/wordml" xmlns:w16du="http://schemas.microsoft.com/office/word/2023/wordml/word16du" xmlns:w16sdtdh="http://schemas.microsoft.com/office/word/2020/wordml/sdtdatahash" xmlns:w16sdtfl="http://schemas.microsoft.com/office/word/2024/wordml/sdtformatlock" xmlns:w16se="http://schemas.microsoft.com/office/word/2015/wordml/symex" xmlns:wpg="http://schemas.microsoft.com/office/word/2010/wordprocessingGroup" xmlns:wpi="http://schemas.microsoft.com/office/word/2010/wordprocessingInk" xmlns:wne="http://schemas.microsoft.com/office/word/2006/wordml" xmlns:wps="http://schemas.microsoft.com/office/word/2010/wordprocessingShape" mc:Ignorable="w14 w15 w16se w16cid w16 w16cex w16sdtdh w16sdtfl w16du wp14">
   <w:p>
     <w:pPr>
       <w:pBdr>
@@ -523,7 +467,7 @@
         <w:noProof/>
       </w:rPr>
       <w:drawing>
-        <wp:inline distT="114300" distB="114300" distL="114300" distR="114300">
+        <wp:inline distT="114300" distB="114300" distL="114300" distR="114300" wp14:anchorId="280C48CB" wp14:editId="7A514FAF">
           <wp:extent cx="1735610" cy="1701355"/>
           <wp:effectExtent l="0" t="0" r="0" b="0"/>
           <wp:docPr id="12" name="image1.png"/>
@@ -563,7 +507,7 @@
 </file>
 
 <file path=word/styles.xml><?xml version="1.0" encoding="utf-8"?>
-<w:styles xmlns:mc="http://schemas.openxmlformats.org/markup-compatibility/2006" xmlns:r="http://schemas.openxmlformats.org/officeDocument/2006/relationships" xmlns:w="http://schemas.openxmlformats.org/wordprocessingml/2006/main" xmlns:w14="http://schemas.microsoft.com/office/word/2010/wordml" xmlns:w15="http://schemas.microsoft.com/office/word/2012/wordml" xmlns:w16se="http://schemas.microsoft.com/office/word/2015/wordml/symex" mc:Ignorable="w14 w15 w16se">
+<w:styles xmlns:mc="http://schemas.openxmlformats.org/markup-compatibility/2006" xmlns:r="http://schemas.openxmlformats.org/officeDocument/2006/relationships" xmlns:w="http://schemas.openxmlformats.org/wordprocessingml/2006/main" xmlns:w14="http://schemas.microsoft.com/office/word/2010/wordml" xmlns:w15="http://schemas.microsoft.com/office/word/2012/wordml" xmlns:w16cex="http://schemas.microsoft.com/office/word/2018/wordml/cex" xmlns:w16cid="http://schemas.microsoft.com/office/word/2016/wordml/cid" xmlns:w16="http://schemas.microsoft.com/office/word/2018/wordml" xmlns:w16du="http://schemas.microsoft.com/office/word/2023/wordml/word16du" xmlns:w16sdtdh="http://schemas.microsoft.com/office/word/2020/wordml/sdtdatahash" xmlns:w16sdtfl="http://schemas.microsoft.com/office/word/2024/wordml/sdtformatlock" xmlns:w16se="http://schemas.microsoft.com/office/word/2015/wordml/symex" mc:Ignorable="w14 w15 w16se w16cid w16 w16cex w16sdtdh w16sdtfl w16du">
   <w:docDefaults>
     <w:rPrDefault>
       <w:rPr>
@@ -579,7 +523,7 @@
       </w:pPr>
     </w:pPrDefault>
   </w:docDefaults>
-  <w:latentStyles w:defLockedState="0" w:defUIPriority="99" w:defSemiHidden="0" w:defUnhideWhenUsed="0" w:defQFormat="0" w:count="371">
+  <w:latentStyles w:defLockedState="0" w:defUIPriority="99" w:defSemiHidden="0" w:defUnhideWhenUsed="0" w:defQFormat="0" w:count="376">
     <w:lsdException w:name="Normal" w:uiPriority="0" w:qFormat="1"/>
     <w:lsdException w:name="heading 1" w:uiPriority="9" w:qFormat="1"/>
     <w:lsdException w:name="heading 2" w:semiHidden="1" w:uiPriority="9" w:unhideWhenUsed="1" w:qFormat="1"/>
@@ -951,6 +895,11 @@
     <w:lsdException w:name="List Table 5 Dark Accent 6" w:uiPriority="50"/>
     <w:lsdException w:name="List Table 6 Colorful Accent 6" w:uiPriority="51"/>
     <w:lsdException w:name="List Table 7 Colorful Accent 6" w:uiPriority="52"/>
+    <w:lsdException w:name="Mention" w:semiHidden="1" w:unhideWhenUsed="1"/>
+    <w:lsdException w:name="Smart Hyperlink" w:semiHidden="1" w:unhideWhenUsed="1"/>
+    <w:lsdException w:name="Hashtag" w:semiHidden="1" w:unhideWhenUsed="1"/>
+    <w:lsdException w:name="Unresolved Mention" w:semiHidden="1" w:unhideWhenUsed="1"/>
+    <w:lsdException w:name="Smart Link" w:semiHidden="1" w:unhideWhenUsed="1"/>
   </w:latentStyles>
   <w:style w:type="paragraph" w:default="1" w:styleId="Normal">
     <w:name w:val="Normal"/>
@@ -1248,8 +1197,8 @@
       <w:color w:val="808080"/>
     </w:rPr>
   </w:style>
-  <w:style w:type="character" w:customStyle="1" w:styleId="UnresolvedMention">
-    <w:name w:val="Unresolved Mention"/>
+  <w:style w:type="character" w:customStyle="1" w:styleId="MenoPendente1">
+    <w:name w:val="Menção Pendente1"/>
     <w:basedOn w:val="Fontepargpadro"/>
     <w:uiPriority w:val="99"/>
     <w:semiHidden/>

--- a/modelos/declaracao_residencia.docx
+++ b/modelos/declaracao_residencia.docx
@@ -78,7 +78,7 @@
         <w:t>{{CPF}}</w:t>
       </w:r>
       <w:r>
-        <w:t xml:space="preserve">, com endereço eletrônico </w:t>
+        <w:t xml:space="preserve">, </w:t>
       </w:r>
       <w:r>
         <w:rPr>
